--- a/docs/portfolio/axis_fir_design_document.docx
+++ b/docs/portfolio/axis_fir_design_document.docx
@@ -11016,7 +11016,7 @@
           <w:b w:val="0"/>
           <w:i w:val="0"/>
         </w:rPr>
-        <w:t>To reproduce, use the commands in G.6. There's no source-repository link for this portfolio copy because it hasn't been published.</w:t>
+        <w:t>To reproduce, use the commands in G.6. The source is at https://github.com/AbhijeetJ-512/axis-fir-accel.</w:t>
       </w:r>
     </w:p>
     <w:sectPr>
